--- a/Knowledge/3-Work knowledge/1-Software Engineering/2-Testing/5-My Source/1-ISTQB Foundation Level/8-Defect Management/2-4-Defect Triage and Prioritization.docx
+++ b/Knowledge/3-Work knowledge/1-Software Engineering/2-Testing/5-My Source/1-ISTQB Foundation Level/8-Defect Management/2-4-Defect Triage and Prioritization.docx
@@ -36,51 +36,77 @@
       </w:pPr>
       <w:r>
         <w:rPr>
-          <w:b/>
-          <w:shd w:val="clear" w:color="auto" w:fill="B7B7B7"/>
-        </w:rPr>
-        <w:t># Source</w:t>
-      </w:r>
-      <w:r>
-        <w:rPr>
-          <w:shd w:val="clear" w:color="auto" w:fill="B7B7B7"/>
-        </w:rPr>
-        <w:t xml:space="preserve">: </w:t>
-      </w:r>
-      <w:r>
-        <w:rPr>
-          <w:b/>
-          <w:shd w:val="clear" w:color="auto" w:fill="B7B7B7"/>
-        </w:rPr>
-        <w:t xml:space="preserve">Chatgpt </w:t>
-      </w:r>
-      <w:r>
-        <w:rPr>
-          <w:b/>
-          <w:sz w:val="14"/>
-          <w:szCs w:val="14"/>
-          <w:shd w:val="clear" w:color="auto" w:fill="B7B7B7"/>
-        </w:rPr>
-        <w:t>(GPT</w:t>
-      </w:r>
-      <w:r>
-        <w:rPr>
-          <w:rFonts w:ascii="Cambria Math" w:hAnsi="Cambria Math" w:cs="Cambria Math"/>
-          <w:b/>
-          <w:sz w:val="14"/>
-          <w:szCs w:val="14"/>
-          <w:shd w:val="clear" w:color="auto" w:fill="B7B7B7"/>
+          <w:rFonts w:ascii="Arial" w:eastAsia="Arial" w:hAnsi="Arial" w:cs="Arial"/>
+          <w:b/>
+          <w:color w:val="000000"/>
+          <w:sz w:val="18"/>
+          <w:highlight w:val="lightGray"/>
+        </w:rPr>
+        <w:t># Source: AI Source: Provided by: [Data Path</w:t>
+      </w:r>
+      <w:r>
+        <w:rPr>
+          <w:rFonts w:ascii="Arial" w:eastAsia="Arial" w:hAnsi="Arial" w:cs="Arial"/>
+          <w:color w:val="000000"/>
+          <w:sz w:val="18"/>
+          <w:highlight w:val="lightGray"/>
+        </w:rPr>
+        <w:t xml:space="preserve">: Persons Table -&gt; ID Column: 1, Name_En Column: Motasem Essam] -&gt; </w:t>
+      </w:r>
+      <w:r>
+        <w:rPr>
+          <w:rFonts w:ascii="Arial" w:eastAsia="Arial" w:hAnsi="Arial" w:cs="Arial"/>
+          <w:b/>
+          <w:color w:val="000000"/>
+          <w:sz w:val="18"/>
+          <w:highlight w:val="lightGray"/>
+        </w:rPr>
+        <w:t>From:</w:t>
+      </w:r>
+      <w:r>
+        <w:rPr>
+          <w:rFonts w:ascii="Arial" w:eastAsia="Arial" w:hAnsi="Arial" w:cs="Arial"/>
+          <w:color w:val="000000"/>
+          <w:sz w:val="18"/>
+          <w:highlight w:val="lightGray"/>
+        </w:rPr>
+        <w:t xml:space="preserve"> [Chatgpt (GPT</w:t>
+      </w:r>
+      <w:r>
+        <w:rPr>
+          <w:rFonts w:ascii="Arial" w:eastAsia="Arial" w:hAnsi="Arial" w:cs="Cambria Math"/>
+          <w:color w:val="000000"/>
+          <w:sz w:val="18"/>
+          <w:highlight w:val="lightGray"/>
         </w:rPr>
         <w:t>‑</w:t>
       </w:r>
       <w:r>
         <w:rPr>
-          <w:b/>
-          <w:sz w:val="14"/>
-          <w:szCs w:val="14"/>
-          <w:shd w:val="clear" w:color="auto" w:fill="B7B7B7"/>
-        </w:rPr>
-        <w:t>5 Mini) at [8/18/2025]</w:t>
+          <w:rFonts w:ascii="Arial" w:eastAsia="Arial" w:hAnsi="Arial" w:cs="Arial"/>
+          <w:color w:val="000000"/>
+          <w:sz w:val="18"/>
+          <w:highlight w:val="lightGray"/>
+        </w:rPr>
+        <w:t xml:space="preserve">5 Mini)] </w:t>
+      </w:r>
+      <w:r>
+        <w:rPr>
+          <w:rFonts w:ascii="Arial" w:eastAsia="Arial" w:hAnsi="Arial" w:cs="Arial"/>
+          <w:b/>
+          <w:color w:val="000000"/>
+          <w:sz w:val="18"/>
+          <w:highlight w:val="lightGray"/>
+        </w:rPr>
+        <w:t>on</w:t>
+      </w:r>
+      <w:r>
+        <w:rPr>
+          <w:rFonts w:ascii="Arial" w:eastAsia="Arial" w:hAnsi="Arial"/>
+          <w:sz w:val="18"/>
+          <w:highlight w:val="lightGray"/>
+        </w:rPr>
+        <w:t xml:space="preserve"> [8/18/2025]</w:t>
       </w:r>
     </w:p>
     <w:p>
@@ -123,7 +149,7 @@
           <w:ilvl w:val="0"/>
           <w:numId w:val="3"/>
         </w:numPr>
-        <w:spacing w:before="240"/>
+        <w:spacing w:before="240" w:after="0" w:line="276" w:lineRule="auto"/>
         <w:rPr>
           <w:rFonts w:ascii="Roboto Mono" w:eastAsia="Roboto Mono" w:hAnsi="Roboto Mono" w:cs="Roboto Mono"/>
         </w:rPr>
@@ -149,6 +175,7 @@
           <w:ilvl w:val="0"/>
           <w:numId w:val="3"/>
         </w:numPr>
+        <w:spacing w:after="0" w:line="276" w:lineRule="auto"/>
       </w:pPr>
       <w:r>
         <w:rPr>
@@ -176,7 +203,7 @@
           <w:ilvl w:val="0"/>
           <w:numId w:val="3"/>
         </w:numPr>
-        <w:spacing w:after="240"/>
+        <w:spacing w:after="240" w:line="276" w:lineRule="auto"/>
         <w:rPr>
           <w:rFonts w:ascii="Roboto Mono" w:eastAsia="Roboto Mono" w:hAnsi="Roboto Mono" w:cs="Roboto Mono"/>
         </w:rPr>
@@ -220,7 +247,7 @@
     </w:p>
     <w:p>
       <w:r>
-        <w:pict w14:anchorId="4BE252F2">
+        <w:pict w14:anchorId="6EAA0295">
           <v:rect id="_x0000_i1025" style="width:0;height:1.5pt" o:hralign="center" o:hrstd="t" o:hr="t" fillcolor="#a0a0a0" stroked="f"/>
         </w:pict>
       </w:r>
@@ -253,51 +280,77 @@
       </w:pPr>
       <w:r>
         <w:rPr>
-          <w:b/>
-          <w:shd w:val="clear" w:color="auto" w:fill="B7B7B7"/>
-        </w:rPr>
-        <w:t># Source</w:t>
-      </w:r>
-      <w:r>
-        <w:rPr>
-          <w:shd w:val="clear" w:color="auto" w:fill="B7B7B7"/>
-        </w:rPr>
-        <w:t xml:space="preserve">: </w:t>
-      </w:r>
-      <w:r>
-        <w:rPr>
-          <w:b/>
-          <w:shd w:val="clear" w:color="auto" w:fill="B7B7B7"/>
-        </w:rPr>
-        <w:t xml:space="preserve">Chatgpt </w:t>
-      </w:r>
-      <w:r>
-        <w:rPr>
-          <w:b/>
-          <w:sz w:val="14"/>
-          <w:szCs w:val="14"/>
-          <w:shd w:val="clear" w:color="auto" w:fill="B7B7B7"/>
-        </w:rPr>
-        <w:t>(GPT</w:t>
-      </w:r>
-      <w:r>
-        <w:rPr>
-          <w:rFonts w:ascii="Cambria Math" w:hAnsi="Cambria Math" w:cs="Cambria Math"/>
-          <w:b/>
-          <w:sz w:val="14"/>
-          <w:szCs w:val="14"/>
-          <w:shd w:val="clear" w:color="auto" w:fill="B7B7B7"/>
+          <w:rFonts w:ascii="Arial" w:eastAsia="Arial" w:hAnsi="Arial" w:cs="Arial"/>
+          <w:b/>
+          <w:color w:val="000000"/>
+          <w:sz w:val="18"/>
+          <w:highlight w:val="lightGray"/>
+        </w:rPr>
+        <w:t># Source: AI Source: Provided by: [Data Path</w:t>
+      </w:r>
+      <w:r>
+        <w:rPr>
+          <w:rFonts w:ascii="Arial" w:eastAsia="Arial" w:hAnsi="Arial" w:cs="Arial"/>
+          <w:color w:val="000000"/>
+          <w:sz w:val="18"/>
+          <w:highlight w:val="lightGray"/>
+        </w:rPr>
+        <w:t xml:space="preserve">: Persons Table -&gt; ID Column: 1, Name_En Column: Motasem Essam] -&gt; </w:t>
+      </w:r>
+      <w:r>
+        <w:rPr>
+          <w:rFonts w:ascii="Arial" w:eastAsia="Arial" w:hAnsi="Arial" w:cs="Arial"/>
+          <w:b/>
+          <w:color w:val="000000"/>
+          <w:sz w:val="18"/>
+          <w:highlight w:val="lightGray"/>
+        </w:rPr>
+        <w:t>From:</w:t>
+      </w:r>
+      <w:r>
+        <w:rPr>
+          <w:rFonts w:ascii="Arial" w:eastAsia="Arial" w:hAnsi="Arial" w:cs="Arial"/>
+          <w:color w:val="000000"/>
+          <w:sz w:val="18"/>
+          <w:highlight w:val="lightGray"/>
+        </w:rPr>
+        <w:t xml:space="preserve"> [Chatgpt (GPT</w:t>
+      </w:r>
+      <w:r>
+        <w:rPr>
+          <w:rFonts w:ascii="Arial" w:eastAsia="Arial" w:hAnsi="Arial" w:cs="Cambria Math"/>
+          <w:color w:val="000000"/>
+          <w:sz w:val="18"/>
+          <w:highlight w:val="lightGray"/>
         </w:rPr>
         <w:t>‑</w:t>
       </w:r>
       <w:r>
         <w:rPr>
-          <w:b/>
-          <w:sz w:val="14"/>
-          <w:szCs w:val="14"/>
-          <w:shd w:val="clear" w:color="auto" w:fill="B7B7B7"/>
-        </w:rPr>
-        <w:t>5 Mini) at [8/18/2025]</w:t>
+          <w:rFonts w:ascii="Arial" w:eastAsia="Arial" w:hAnsi="Arial" w:cs="Arial"/>
+          <w:color w:val="000000"/>
+          <w:sz w:val="18"/>
+          <w:highlight w:val="lightGray"/>
+        </w:rPr>
+        <w:t xml:space="preserve">5 Mini)] </w:t>
+      </w:r>
+      <w:r>
+        <w:rPr>
+          <w:rFonts w:ascii="Arial" w:eastAsia="Arial" w:hAnsi="Arial" w:cs="Arial"/>
+          <w:b/>
+          <w:color w:val="000000"/>
+          <w:sz w:val="18"/>
+          <w:highlight w:val="lightGray"/>
+        </w:rPr>
+        <w:t>on</w:t>
+      </w:r>
+      <w:r>
+        <w:rPr>
+          <w:rFonts w:ascii="Arial" w:eastAsia="Arial" w:hAnsi="Arial"/>
+          <w:sz w:val="18"/>
+          <w:highlight w:val="lightGray"/>
+        </w:rPr>
+        <w:t xml:space="preserve"> [8/18/2025]</w:t>
       </w:r>
     </w:p>
     <w:p>
@@ -306,7 +359,7 @@
           <w:ilvl w:val="0"/>
           <w:numId w:val="4"/>
         </w:numPr>
-        <w:spacing w:before="240"/>
+        <w:spacing w:before="240" w:after="0" w:line="276" w:lineRule="auto"/>
         <w:rPr>
           <w:rFonts w:ascii="Roboto Mono" w:eastAsia="Roboto Mono" w:hAnsi="Roboto Mono" w:cs="Roboto Mono"/>
         </w:rPr>
@@ -332,6 +385,7 @@
           <w:ilvl w:val="1"/>
           <w:numId w:val="4"/>
         </w:numPr>
+        <w:spacing w:after="0" w:line="276" w:lineRule="auto"/>
         <w:rPr>
           <w:rFonts w:ascii="Roboto Mono" w:eastAsia="Roboto Mono" w:hAnsi="Roboto Mono" w:cs="Roboto Mono"/>
         </w:rPr>
@@ -355,6 +409,7 @@
           <w:ilvl w:val="0"/>
           <w:numId w:val="4"/>
         </w:numPr>
+        <w:spacing w:after="0" w:line="276" w:lineRule="auto"/>
         <w:rPr>
           <w:rFonts w:ascii="Roboto Mono" w:eastAsia="Roboto Mono" w:hAnsi="Roboto Mono" w:cs="Roboto Mono"/>
         </w:rPr>
@@ -380,6 +435,7 @@
           <w:ilvl w:val="1"/>
           <w:numId w:val="4"/>
         </w:numPr>
+        <w:spacing w:after="0" w:line="276" w:lineRule="auto"/>
         <w:rPr>
           <w:rFonts w:ascii="Roboto Mono" w:eastAsia="Roboto Mono" w:hAnsi="Roboto Mono" w:cs="Roboto Mono"/>
         </w:rPr>
@@ -403,6 +459,7 @@
           <w:ilvl w:val="1"/>
           <w:numId w:val="4"/>
         </w:numPr>
+        <w:spacing w:after="0" w:line="276" w:lineRule="auto"/>
         <w:rPr>
           <w:rFonts w:ascii="Roboto Mono" w:eastAsia="Roboto Mono" w:hAnsi="Roboto Mono" w:cs="Roboto Mono"/>
         </w:rPr>
@@ -426,6 +483,7 @@
           <w:ilvl w:val="0"/>
           <w:numId w:val="4"/>
         </w:numPr>
+        <w:spacing w:after="0" w:line="276" w:lineRule="auto"/>
         <w:rPr>
           <w:rFonts w:ascii="Roboto Mono" w:eastAsia="Roboto Mono" w:hAnsi="Roboto Mono" w:cs="Roboto Mono"/>
         </w:rPr>
@@ -451,15 +509,15 @@
           <w:ilvl w:val="1"/>
           <w:numId w:val="4"/>
         </w:numPr>
-        <w:rPr>
-          <w:rFonts w:ascii="Roboto Mono" w:eastAsia="Roboto Mono" w:hAnsi="Roboto Mono" w:cs="Roboto Mono"/>
-        </w:rPr>
-      </w:pPr>
-      <w:r>
-        <w:rPr>
-          <w:rFonts w:ascii="Roboto Mono" w:eastAsia="Roboto Mono" w:hAnsi="Roboto Mono" w:cs="Roboto Mono"/>
-        </w:rPr>
-        <w:lastRenderedPageBreak/>
+        <w:spacing w:after="0" w:line="276" w:lineRule="auto"/>
+        <w:rPr>
+          <w:rFonts w:ascii="Roboto Mono" w:eastAsia="Roboto Mono" w:hAnsi="Roboto Mono" w:cs="Roboto Mono"/>
+        </w:rPr>
+      </w:pPr>
+      <w:r>
+        <w:rPr>
+          <w:rFonts w:ascii="Roboto Mono" w:eastAsia="Roboto Mono" w:hAnsi="Roboto Mono" w:cs="Roboto Mono"/>
+        </w:rPr>
         <w:t>Assign business priority (Critical, High, Medium, Low).</w:t>
       </w:r>
       <w:r>
@@ -475,6 +533,7 @@
           <w:ilvl w:val="1"/>
           <w:numId w:val="4"/>
         </w:numPr>
+        <w:spacing w:after="0" w:line="276" w:lineRule="auto"/>
         <w:rPr>
           <w:rFonts w:ascii="Roboto Mono" w:eastAsia="Roboto Mono" w:hAnsi="Roboto Mono" w:cs="Roboto Mono"/>
         </w:rPr>
@@ -498,6 +557,7 @@
           <w:ilvl w:val="0"/>
           <w:numId w:val="4"/>
         </w:numPr>
+        <w:spacing w:after="0" w:line="276" w:lineRule="auto"/>
         <w:rPr>
           <w:rFonts w:ascii="Roboto Mono" w:eastAsia="Roboto Mono" w:hAnsi="Roboto Mono" w:cs="Roboto Mono"/>
         </w:rPr>
@@ -523,6 +583,7 @@
           <w:ilvl w:val="1"/>
           <w:numId w:val="4"/>
         </w:numPr>
+        <w:spacing w:after="0" w:line="276" w:lineRule="auto"/>
         <w:rPr>
           <w:rFonts w:ascii="Roboto Mono" w:eastAsia="Roboto Mono" w:hAnsi="Roboto Mono" w:cs="Roboto Mono"/>
         </w:rPr>
@@ -546,6 +607,7 @@
           <w:ilvl w:val="0"/>
           <w:numId w:val="4"/>
         </w:numPr>
+        <w:spacing w:after="0" w:line="276" w:lineRule="auto"/>
         <w:rPr>
           <w:rFonts w:ascii="Roboto Mono" w:eastAsia="Roboto Mono" w:hAnsi="Roboto Mono" w:cs="Roboto Mono"/>
         </w:rPr>
@@ -571,7 +633,7 @@
           <w:ilvl w:val="1"/>
           <w:numId w:val="4"/>
         </w:numPr>
-        <w:spacing w:after="240"/>
+        <w:spacing w:after="240" w:line="276" w:lineRule="auto"/>
         <w:rPr>
           <w:rFonts w:ascii="Roboto Mono" w:eastAsia="Roboto Mono" w:hAnsi="Roboto Mono" w:cs="Roboto Mono"/>
         </w:rPr>
@@ -591,7 +653,7 @@
     </w:p>
     <w:p>
       <w:r>
-        <w:pict w14:anchorId="4494E61B">
+        <w:pict w14:anchorId="0B320D83">
           <v:rect id="_x0000_i1026" style="width:0;height:1.5pt" o:hralign="center" o:hrstd="t" o:hr="t" fillcolor="#a0a0a0" stroked="f"/>
         </w:pict>
       </w:r>
@@ -624,51 +686,77 @@
       </w:pPr>
       <w:r>
         <w:rPr>
-          <w:b/>
-          <w:shd w:val="clear" w:color="auto" w:fill="B7B7B7"/>
-        </w:rPr>
-        <w:t># Source</w:t>
-      </w:r>
-      <w:r>
-        <w:rPr>
-          <w:shd w:val="clear" w:color="auto" w:fill="B7B7B7"/>
-        </w:rPr>
-        <w:t xml:space="preserve">: </w:t>
-      </w:r>
-      <w:r>
-        <w:rPr>
-          <w:b/>
-          <w:shd w:val="clear" w:color="auto" w:fill="B7B7B7"/>
-        </w:rPr>
-        <w:t xml:space="preserve">Chatgpt </w:t>
-      </w:r>
-      <w:r>
-        <w:rPr>
-          <w:b/>
-          <w:sz w:val="14"/>
-          <w:szCs w:val="14"/>
-          <w:shd w:val="clear" w:color="auto" w:fill="B7B7B7"/>
-        </w:rPr>
-        <w:t>(GPT</w:t>
-      </w:r>
-      <w:r>
-        <w:rPr>
-          <w:rFonts w:ascii="Cambria Math" w:hAnsi="Cambria Math" w:cs="Cambria Math"/>
-          <w:b/>
-          <w:sz w:val="14"/>
-          <w:szCs w:val="14"/>
-          <w:shd w:val="clear" w:color="auto" w:fill="B7B7B7"/>
+          <w:rFonts w:ascii="Arial" w:eastAsia="Arial" w:hAnsi="Arial" w:cs="Arial"/>
+          <w:b/>
+          <w:color w:val="000000"/>
+          <w:sz w:val="18"/>
+          <w:highlight w:val="lightGray"/>
+        </w:rPr>
+        <w:t># Source: AI Source: Provided by: [Data Path</w:t>
+      </w:r>
+      <w:r>
+        <w:rPr>
+          <w:rFonts w:ascii="Arial" w:eastAsia="Arial" w:hAnsi="Arial" w:cs="Arial"/>
+          <w:color w:val="000000"/>
+          <w:sz w:val="18"/>
+          <w:highlight w:val="lightGray"/>
+        </w:rPr>
+        <w:t xml:space="preserve">: Persons Table -&gt; ID Column: 1, Name_En Column: Motasem Essam] -&gt; </w:t>
+      </w:r>
+      <w:r>
+        <w:rPr>
+          <w:rFonts w:ascii="Arial" w:eastAsia="Arial" w:hAnsi="Arial" w:cs="Arial"/>
+          <w:b/>
+          <w:color w:val="000000"/>
+          <w:sz w:val="18"/>
+          <w:highlight w:val="lightGray"/>
+        </w:rPr>
+        <w:t>From:</w:t>
+      </w:r>
+      <w:r>
+        <w:rPr>
+          <w:rFonts w:ascii="Arial" w:eastAsia="Arial" w:hAnsi="Arial" w:cs="Arial"/>
+          <w:color w:val="000000"/>
+          <w:sz w:val="18"/>
+          <w:highlight w:val="lightGray"/>
+        </w:rPr>
+        <w:t xml:space="preserve"> [Chatgpt (GPT</w:t>
+      </w:r>
+      <w:r>
+        <w:rPr>
+          <w:rFonts w:ascii="Arial" w:eastAsia="Arial" w:hAnsi="Arial" w:cs="Cambria Math"/>
+          <w:color w:val="000000"/>
+          <w:sz w:val="18"/>
+          <w:highlight w:val="lightGray"/>
         </w:rPr>
         <w:t>‑</w:t>
       </w:r>
       <w:r>
         <w:rPr>
-          <w:b/>
-          <w:sz w:val="14"/>
-          <w:szCs w:val="14"/>
-          <w:shd w:val="clear" w:color="auto" w:fill="B7B7B7"/>
-        </w:rPr>
-        <w:t>5 Mini) at [8/18/2025]</w:t>
+          <w:rFonts w:ascii="Arial" w:eastAsia="Arial" w:hAnsi="Arial" w:cs="Arial"/>
+          <w:color w:val="000000"/>
+          <w:sz w:val="18"/>
+          <w:highlight w:val="lightGray"/>
+        </w:rPr>
+        <w:t xml:space="preserve">5 Mini)] </w:t>
+      </w:r>
+      <w:r>
+        <w:rPr>
+          <w:rFonts w:ascii="Arial" w:eastAsia="Arial" w:hAnsi="Arial" w:cs="Arial"/>
+          <w:b/>
+          <w:color w:val="000000"/>
+          <w:sz w:val="18"/>
+          <w:highlight w:val="lightGray"/>
+        </w:rPr>
+        <w:t>on</w:t>
+      </w:r>
+      <w:r>
+        <w:rPr>
+          <w:rFonts w:ascii="Arial" w:eastAsia="Arial" w:hAnsi="Arial"/>
+          <w:sz w:val="18"/>
+          <w:highlight w:val="lightGray"/>
+        </w:rPr>
+        <w:t xml:space="preserve"> [8/18/2025]</w:t>
       </w:r>
     </w:p>
     <w:p>
@@ -677,7 +765,7 @@
           <w:ilvl w:val="0"/>
           <w:numId w:val="1"/>
         </w:numPr>
-        <w:spacing w:before="240"/>
+        <w:spacing w:before="240" w:after="0" w:line="276" w:lineRule="auto"/>
       </w:pPr>
       <w:r>
         <w:rPr>
@@ -705,6 +793,7 @@
           <w:ilvl w:val="0"/>
           <w:numId w:val="1"/>
         </w:numPr>
+        <w:spacing w:after="0" w:line="276" w:lineRule="auto"/>
       </w:pPr>
       <w:r>
         <w:rPr>
@@ -732,6 +821,7 @@
           <w:ilvl w:val="0"/>
           <w:numId w:val="1"/>
         </w:numPr>
+        <w:spacing w:after="0" w:line="276" w:lineRule="auto"/>
       </w:pPr>
       <w:r>
         <w:rPr>
@@ -759,6 +849,7 @@
           <w:ilvl w:val="0"/>
           <w:numId w:val="1"/>
         </w:numPr>
+        <w:spacing w:after="0" w:line="276" w:lineRule="auto"/>
       </w:pPr>
       <w:r>
         <w:rPr>
@@ -786,6 +877,7 @@
           <w:ilvl w:val="0"/>
           <w:numId w:val="1"/>
         </w:numPr>
+        <w:spacing w:after="0" w:line="276" w:lineRule="auto"/>
       </w:pPr>
       <w:r>
         <w:rPr>
@@ -813,7 +905,7 @@
           <w:ilvl w:val="0"/>
           <w:numId w:val="1"/>
         </w:numPr>
-        <w:spacing w:after="240"/>
+        <w:spacing w:after="240" w:line="276" w:lineRule="auto"/>
       </w:pPr>
       <w:r>
         <w:rPr>
@@ -837,7 +929,7 @@
     </w:p>
     <w:p>
       <w:r>
-        <w:pict w14:anchorId="1F4C6BA2">
+        <w:pict w14:anchorId="1A3D05FA">
           <v:rect id="_x0000_i1027" style="width:0;height:1.5pt" o:hralign="center" o:hrstd="t" o:hr="t" fillcolor="#a0a0a0" stroked="f"/>
         </w:pict>
       </w:r>
@@ -870,51 +962,77 @@
       </w:pPr>
       <w:r>
         <w:rPr>
-          <w:b/>
-          <w:shd w:val="clear" w:color="auto" w:fill="B7B7B7"/>
-        </w:rPr>
-        <w:t># Source</w:t>
-      </w:r>
-      <w:r>
-        <w:rPr>
-          <w:shd w:val="clear" w:color="auto" w:fill="B7B7B7"/>
-        </w:rPr>
-        <w:t xml:space="preserve">: </w:t>
-      </w:r>
-      <w:r>
-        <w:rPr>
-          <w:b/>
-          <w:shd w:val="clear" w:color="auto" w:fill="B7B7B7"/>
-        </w:rPr>
-        <w:t xml:space="preserve">Chatgpt </w:t>
-      </w:r>
-      <w:r>
-        <w:rPr>
-          <w:b/>
-          <w:sz w:val="14"/>
-          <w:szCs w:val="14"/>
-          <w:shd w:val="clear" w:color="auto" w:fill="B7B7B7"/>
-        </w:rPr>
-        <w:t>(GPT</w:t>
-      </w:r>
-      <w:r>
-        <w:rPr>
-          <w:rFonts w:ascii="Cambria Math" w:hAnsi="Cambria Math" w:cs="Cambria Math"/>
-          <w:b/>
-          <w:sz w:val="14"/>
-          <w:szCs w:val="14"/>
-          <w:shd w:val="clear" w:color="auto" w:fill="B7B7B7"/>
+          <w:rFonts w:ascii="Arial" w:eastAsia="Arial" w:hAnsi="Arial" w:cs="Arial"/>
+          <w:b/>
+          <w:color w:val="000000"/>
+          <w:sz w:val="18"/>
+          <w:highlight w:val="lightGray"/>
+        </w:rPr>
+        <w:t># Source: AI Source: Provided by: [Data Path</w:t>
+      </w:r>
+      <w:r>
+        <w:rPr>
+          <w:rFonts w:ascii="Arial" w:eastAsia="Arial" w:hAnsi="Arial" w:cs="Arial"/>
+          <w:color w:val="000000"/>
+          <w:sz w:val="18"/>
+          <w:highlight w:val="lightGray"/>
+        </w:rPr>
+        <w:t xml:space="preserve">: Persons Table -&gt; ID Column: 1, Name_En Column: Motasem Essam] -&gt; </w:t>
+      </w:r>
+      <w:r>
+        <w:rPr>
+          <w:rFonts w:ascii="Arial" w:eastAsia="Arial" w:hAnsi="Arial" w:cs="Arial"/>
+          <w:b/>
+          <w:color w:val="000000"/>
+          <w:sz w:val="18"/>
+          <w:highlight w:val="lightGray"/>
+        </w:rPr>
+        <w:t>From:</w:t>
+      </w:r>
+      <w:r>
+        <w:rPr>
+          <w:rFonts w:ascii="Arial" w:eastAsia="Arial" w:hAnsi="Arial" w:cs="Arial"/>
+          <w:color w:val="000000"/>
+          <w:sz w:val="18"/>
+          <w:highlight w:val="lightGray"/>
+        </w:rPr>
+        <w:t xml:space="preserve"> [Chatgpt (GPT</w:t>
+      </w:r>
+      <w:r>
+        <w:rPr>
+          <w:rFonts w:ascii="Arial" w:eastAsia="Arial" w:hAnsi="Arial" w:cs="Cambria Math"/>
+          <w:color w:val="000000"/>
+          <w:sz w:val="18"/>
+          <w:highlight w:val="lightGray"/>
         </w:rPr>
         <w:t>‑</w:t>
       </w:r>
       <w:r>
         <w:rPr>
-          <w:b/>
-          <w:sz w:val="14"/>
-          <w:szCs w:val="14"/>
-          <w:shd w:val="clear" w:color="auto" w:fill="B7B7B7"/>
-        </w:rPr>
-        <w:t>5 Mini) at [8/18/2025]</w:t>
+          <w:rFonts w:ascii="Arial" w:eastAsia="Arial" w:hAnsi="Arial" w:cs="Arial"/>
+          <w:color w:val="000000"/>
+          <w:sz w:val="18"/>
+          <w:highlight w:val="lightGray"/>
+        </w:rPr>
+        <w:t xml:space="preserve">5 Mini)] </w:t>
+      </w:r>
+      <w:r>
+        <w:rPr>
+          <w:rFonts w:ascii="Arial" w:eastAsia="Arial" w:hAnsi="Arial" w:cs="Arial"/>
+          <w:b/>
+          <w:color w:val="000000"/>
+          <w:sz w:val="18"/>
+          <w:highlight w:val="lightGray"/>
+        </w:rPr>
+        <w:t>on</w:t>
+      </w:r>
+      <w:r>
+        <w:rPr>
+          <w:rFonts w:ascii="Arial" w:eastAsia="Arial" w:hAnsi="Arial"/>
+          <w:sz w:val="18"/>
+          <w:highlight w:val="lightGray"/>
+        </w:rPr>
+        <w:t xml:space="preserve"> [8/18/2025]</w:t>
       </w:r>
     </w:p>
     <w:p>
@@ -923,13 +1041,12 @@
           <w:ilvl w:val="0"/>
           <w:numId w:val="6"/>
         </w:numPr>
-        <w:spacing w:before="240"/>
-      </w:pPr>
-      <w:r>
-        <w:rPr>
-          <w:rFonts w:ascii="Roboto Mono" w:eastAsia="Roboto Mono" w:hAnsi="Roboto Mono" w:cs="Roboto Mono"/>
-        </w:rPr>
-        <w:lastRenderedPageBreak/>
+        <w:spacing w:before="240" w:after="0" w:line="276" w:lineRule="auto"/>
+      </w:pPr>
+      <w:r>
+        <w:rPr>
+          <w:rFonts w:ascii="Roboto Mono" w:eastAsia="Roboto Mono" w:hAnsi="Roboto Mono" w:cs="Roboto Mono"/>
+        </w:rPr>
         <w:t xml:space="preserve">Ensure </w:t>
       </w:r>
       <w:r>
@@ -958,6 +1075,7 @@
           <w:ilvl w:val="0"/>
           <w:numId w:val="6"/>
         </w:numPr>
+        <w:spacing w:after="0" w:line="276" w:lineRule="auto"/>
       </w:pPr>
       <w:r>
         <w:rPr>
@@ -991,6 +1109,7 @@
           <w:ilvl w:val="0"/>
           <w:numId w:val="6"/>
         </w:numPr>
+        <w:spacing w:after="0" w:line="276" w:lineRule="auto"/>
       </w:pPr>
       <w:r>
         <w:rPr>
@@ -1024,7 +1143,7 @@
           <w:ilvl w:val="0"/>
           <w:numId w:val="6"/>
         </w:numPr>
-        <w:spacing w:after="240"/>
+        <w:spacing w:after="240" w:line="276" w:lineRule="auto"/>
       </w:pPr>
       <w:r>
         <w:rPr>
@@ -1054,7 +1173,7 @@
     </w:p>
     <w:p>
       <w:r>
-        <w:pict w14:anchorId="51C9E6D0">
+        <w:pict w14:anchorId="321B01D1">
           <v:rect id="_x0000_i1028" style="width:0;height:1.5pt" o:hralign="center" o:hrstd="t" o:hr="t" fillcolor="#a0a0a0" stroked="f"/>
         </w:pict>
       </w:r>
@@ -1087,51 +1206,77 @@
       </w:pPr>
       <w:r>
         <w:rPr>
-          <w:b/>
-          <w:shd w:val="clear" w:color="auto" w:fill="B7B7B7"/>
-        </w:rPr>
-        <w:t># Source</w:t>
-      </w:r>
-      <w:r>
-        <w:rPr>
-          <w:shd w:val="clear" w:color="auto" w:fill="B7B7B7"/>
-        </w:rPr>
-        <w:t xml:space="preserve">: </w:t>
-      </w:r>
-      <w:r>
-        <w:rPr>
-          <w:b/>
-          <w:shd w:val="clear" w:color="auto" w:fill="B7B7B7"/>
-        </w:rPr>
-        <w:t xml:space="preserve">Chatgpt </w:t>
-      </w:r>
-      <w:r>
-        <w:rPr>
-          <w:b/>
-          <w:sz w:val="14"/>
-          <w:szCs w:val="14"/>
-          <w:shd w:val="clear" w:color="auto" w:fill="B7B7B7"/>
-        </w:rPr>
-        <w:t>(GPT</w:t>
-      </w:r>
-      <w:r>
-        <w:rPr>
-          <w:rFonts w:ascii="Cambria Math" w:hAnsi="Cambria Math" w:cs="Cambria Math"/>
-          <w:b/>
-          <w:sz w:val="14"/>
-          <w:szCs w:val="14"/>
-          <w:shd w:val="clear" w:color="auto" w:fill="B7B7B7"/>
+          <w:rFonts w:ascii="Arial" w:eastAsia="Arial" w:hAnsi="Arial" w:cs="Arial"/>
+          <w:b/>
+          <w:color w:val="000000"/>
+          <w:sz w:val="18"/>
+          <w:highlight w:val="lightGray"/>
+        </w:rPr>
+        <w:t># Source: AI Source: Provided by: [Data Path</w:t>
+      </w:r>
+      <w:r>
+        <w:rPr>
+          <w:rFonts w:ascii="Arial" w:eastAsia="Arial" w:hAnsi="Arial" w:cs="Arial"/>
+          <w:color w:val="000000"/>
+          <w:sz w:val="18"/>
+          <w:highlight w:val="lightGray"/>
+        </w:rPr>
+        <w:t xml:space="preserve">: Persons Table -&gt; ID Column: 1, Name_En Column: Motasem Essam] -&gt; </w:t>
+      </w:r>
+      <w:r>
+        <w:rPr>
+          <w:rFonts w:ascii="Arial" w:eastAsia="Arial" w:hAnsi="Arial" w:cs="Arial"/>
+          <w:b/>
+          <w:color w:val="000000"/>
+          <w:sz w:val="18"/>
+          <w:highlight w:val="lightGray"/>
+        </w:rPr>
+        <w:t>From:</w:t>
+      </w:r>
+      <w:r>
+        <w:rPr>
+          <w:rFonts w:ascii="Arial" w:eastAsia="Arial" w:hAnsi="Arial" w:cs="Arial"/>
+          <w:color w:val="000000"/>
+          <w:sz w:val="18"/>
+          <w:highlight w:val="lightGray"/>
+        </w:rPr>
+        <w:t xml:space="preserve"> [Chatgpt (GPT</w:t>
+      </w:r>
+      <w:r>
+        <w:rPr>
+          <w:rFonts w:ascii="Arial" w:eastAsia="Arial" w:hAnsi="Arial" w:cs="Cambria Math"/>
+          <w:color w:val="000000"/>
+          <w:sz w:val="18"/>
+          <w:highlight w:val="lightGray"/>
         </w:rPr>
         <w:t>‑</w:t>
       </w:r>
       <w:r>
         <w:rPr>
-          <w:b/>
-          <w:sz w:val="14"/>
-          <w:szCs w:val="14"/>
-          <w:shd w:val="clear" w:color="auto" w:fill="B7B7B7"/>
-        </w:rPr>
-        <w:t>5 Mini) at [8/18/2025]</w:t>
+          <w:rFonts w:ascii="Arial" w:eastAsia="Arial" w:hAnsi="Arial" w:cs="Arial"/>
+          <w:color w:val="000000"/>
+          <w:sz w:val="18"/>
+          <w:highlight w:val="lightGray"/>
+        </w:rPr>
+        <w:t xml:space="preserve">5 Mini)] </w:t>
+      </w:r>
+      <w:r>
+        <w:rPr>
+          <w:rFonts w:ascii="Arial" w:eastAsia="Arial" w:hAnsi="Arial" w:cs="Arial"/>
+          <w:b/>
+          <w:color w:val="000000"/>
+          <w:sz w:val="18"/>
+          <w:highlight w:val="lightGray"/>
+        </w:rPr>
+        <w:t>on</w:t>
+      </w:r>
+      <w:r>
+        <w:rPr>
+          <w:rFonts w:ascii="Arial" w:eastAsia="Arial" w:hAnsi="Arial"/>
+          <w:sz w:val="18"/>
+          <w:highlight w:val="lightGray"/>
+        </w:rPr>
+        <w:t xml:space="preserve"> [8/18/2025]</w:t>
       </w:r>
     </w:p>
     <w:p>
@@ -1140,7 +1285,7 @@
           <w:ilvl w:val="0"/>
           <w:numId w:val="5"/>
         </w:numPr>
-        <w:spacing w:before="240"/>
+        <w:spacing w:before="240" w:after="0" w:line="276" w:lineRule="auto"/>
       </w:pPr>
       <w:r>
         <w:rPr>
@@ -1176,6 +1321,7 @@
           <w:ilvl w:val="1"/>
           <w:numId w:val="5"/>
         </w:numPr>
+        <w:spacing w:after="0" w:line="276" w:lineRule="auto"/>
         <w:rPr>
           <w:rFonts w:ascii="Roboto Mono" w:eastAsia="Roboto Mono" w:hAnsi="Roboto Mono" w:cs="Roboto Mono"/>
         </w:rPr>
@@ -1199,6 +1345,7 @@
           <w:ilvl w:val="1"/>
           <w:numId w:val="5"/>
         </w:numPr>
+        <w:spacing w:after="0" w:line="276" w:lineRule="auto"/>
         <w:rPr>
           <w:rFonts w:ascii="Roboto Mono" w:eastAsia="Roboto Mono" w:hAnsi="Roboto Mono" w:cs="Roboto Mono"/>
         </w:rPr>
@@ -1222,6 +1369,7 @@
           <w:ilvl w:val="0"/>
           <w:numId w:val="5"/>
         </w:numPr>
+        <w:spacing w:after="0" w:line="276" w:lineRule="auto"/>
       </w:pPr>
       <w:r>
         <w:rPr>
@@ -1257,6 +1405,7 @@
           <w:ilvl w:val="1"/>
           <w:numId w:val="5"/>
         </w:numPr>
+        <w:spacing w:after="0" w:line="276" w:lineRule="auto"/>
         <w:rPr>
           <w:rFonts w:ascii="Roboto Mono" w:eastAsia="Roboto Mono" w:hAnsi="Roboto Mono" w:cs="Roboto Mono"/>
         </w:rPr>
@@ -1280,7 +1429,7 @@
           <w:ilvl w:val="1"/>
           <w:numId w:val="5"/>
         </w:numPr>
-        <w:spacing w:after="240"/>
+        <w:spacing w:after="240" w:line="276" w:lineRule="auto"/>
         <w:rPr>
           <w:rFonts w:ascii="Roboto Mono" w:eastAsia="Roboto Mono" w:hAnsi="Roboto Mono" w:cs="Roboto Mono"/>
         </w:rPr>
@@ -1300,7 +1449,7 @@
     </w:p>
     <w:p>
       <w:r>
-        <w:pict w14:anchorId="49A8A5E9">
+        <w:pict w14:anchorId="51217907">
           <v:rect id="_x0000_i1029" style="width:0;height:1.5pt" o:hralign="center" o:hrstd="t" o:hr="t" fillcolor="#a0a0a0" stroked="f"/>
         </w:pict>
       </w:r>
@@ -1333,51 +1482,77 @@
       </w:pPr>
       <w:r>
         <w:rPr>
-          <w:b/>
-          <w:shd w:val="clear" w:color="auto" w:fill="B7B7B7"/>
-        </w:rPr>
-        <w:t># Source</w:t>
-      </w:r>
-      <w:r>
-        <w:rPr>
-          <w:shd w:val="clear" w:color="auto" w:fill="B7B7B7"/>
-        </w:rPr>
-        <w:t xml:space="preserve">: </w:t>
-      </w:r>
-      <w:r>
-        <w:rPr>
-          <w:b/>
-          <w:shd w:val="clear" w:color="auto" w:fill="B7B7B7"/>
-        </w:rPr>
-        <w:t xml:space="preserve">Chatgpt </w:t>
-      </w:r>
-      <w:r>
-        <w:rPr>
-          <w:b/>
-          <w:sz w:val="14"/>
-          <w:szCs w:val="14"/>
-          <w:shd w:val="clear" w:color="auto" w:fill="B7B7B7"/>
-        </w:rPr>
-        <w:t>(GPT</w:t>
-      </w:r>
-      <w:r>
-        <w:rPr>
-          <w:rFonts w:ascii="Cambria Math" w:hAnsi="Cambria Math" w:cs="Cambria Math"/>
-          <w:b/>
-          <w:sz w:val="14"/>
-          <w:szCs w:val="14"/>
-          <w:shd w:val="clear" w:color="auto" w:fill="B7B7B7"/>
+          <w:rFonts w:ascii="Arial" w:eastAsia="Arial" w:hAnsi="Arial" w:cs="Arial"/>
+          <w:b/>
+          <w:color w:val="000000"/>
+          <w:sz w:val="18"/>
+          <w:highlight w:val="lightGray"/>
+        </w:rPr>
+        <w:t># Source: AI Source: Provided by: [Data Path</w:t>
+      </w:r>
+      <w:r>
+        <w:rPr>
+          <w:rFonts w:ascii="Arial" w:eastAsia="Arial" w:hAnsi="Arial" w:cs="Arial"/>
+          <w:color w:val="000000"/>
+          <w:sz w:val="18"/>
+          <w:highlight w:val="lightGray"/>
+        </w:rPr>
+        <w:t xml:space="preserve">: Persons Table -&gt; ID Column: 1, Name_En Column: Motasem Essam] -&gt; </w:t>
+      </w:r>
+      <w:r>
+        <w:rPr>
+          <w:rFonts w:ascii="Arial" w:eastAsia="Arial" w:hAnsi="Arial" w:cs="Arial"/>
+          <w:b/>
+          <w:color w:val="000000"/>
+          <w:sz w:val="18"/>
+          <w:highlight w:val="lightGray"/>
+        </w:rPr>
+        <w:t>From:</w:t>
+      </w:r>
+      <w:r>
+        <w:rPr>
+          <w:rFonts w:ascii="Arial" w:eastAsia="Arial" w:hAnsi="Arial" w:cs="Arial"/>
+          <w:color w:val="000000"/>
+          <w:sz w:val="18"/>
+          <w:highlight w:val="lightGray"/>
+        </w:rPr>
+        <w:t xml:space="preserve"> [Chatgpt (GPT</w:t>
+      </w:r>
+      <w:r>
+        <w:rPr>
+          <w:rFonts w:ascii="Arial" w:eastAsia="Arial" w:hAnsi="Arial" w:cs="Cambria Math"/>
+          <w:color w:val="000000"/>
+          <w:sz w:val="18"/>
+          <w:highlight w:val="lightGray"/>
         </w:rPr>
         <w:t>‑</w:t>
       </w:r>
       <w:r>
         <w:rPr>
-          <w:b/>
-          <w:sz w:val="14"/>
-          <w:szCs w:val="14"/>
-          <w:shd w:val="clear" w:color="auto" w:fill="B7B7B7"/>
-        </w:rPr>
-        <w:t>5 Mini) at [8/18/2025]</w:t>
+          <w:rFonts w:ascii="Arial" w:eastAsia="Arial" w:hAnsi="Arial" w:cs="Arial"/>
+          <w:color w:val="000000"/>
+          <w:sz w:val="18"/>
+          <w:highlight w:val="lightGray"/>
+        </w:rPr>
+        <w:t xml:space="preserve">5 Mini)] </w:t>
+      </w:r>
+      <w:r>
+        <w:rPr>
+          <w:rFonts w:ascii="Arial" w:eastAsia="Arial" w:hAnsi="Arial" w:cs="Arial"/>
+          <w:b/>
+          <w:color w:val="000000"/>
+          <w:sz w:val="18"/>
+          <w:highlight w:val="lightGray"/>
+        </w:rPr>
+        <w:t>on</w:t>
+      </w:r>
+      <w:r>
+        <w:rPr>
+          <w:rFonts w:ascii="Arial" w:eastAsia="Arial" w:hAnsi="Arial"/>
+          <w:sz w:val="18"/>
+          <w:highlight w:val="lightGray"/>
+        </w:rPr>
+        <w:t xml:space="preserve"> [8/18/2025]</w:t>
       </w:r>
     </w:p>
     <w:p>
@@ -1386,7 +1561,7 @@
           <w:ilvl w:val="0"/>
           <w:numId w:val="2"/>
         </w:numPr>
-        <w:spacing w:before="240"/>
+        <w:spacing w:before="240" w:after="0" w:line="276" w:lineRule="auto"/>
         <w:rPr>
           <w:rFonts w:ascii="Roboto Mono" w:eastAsia="Roboto Mono" w:hAnsi="Roboto Mono" w:cs="Roboto Mono"/>
         </w:rPr>
@@ -1410,6 +1585,7 @@
           <w:ilvl w:val="0"/>
           <w:numId w:val="2"/>
         </w:numPr>
+        <w:spacing w:after="0" w:line="276" w:lineRule="auto"/>
         <w:rPr>
           <w:rFonts w:ascii="Roboto Mono" w:eastAsia="Roboto Mono" w:hAnsi="Roboto Mono" w:cs="Roboto Mono"/>
         </w:rPr>
@@ -1433,6 +1609,7 @@
           <w:ilvl w:val="0"/>
           <w:numId w:val="2"/>
         </w:numPr>
+        <w:spacing w:after="0" w:line="276" w:lineRule="auto"/>
         <w:rPr>
           <w:rFonts w:ascii="Roboto Mono" w:eastAsia="Roboto Mono" w:hAnsi="Roboto Mono" w:cs="Roboto Mono"/>
         </w:rPr>
@@ -1456,16 +1633,15 @@
           <w:ilvl w:val="0"/>
           <w:numId w:val="2"/>
         </w:numPr>
-        <w:spacing w:after="240"/>
-        <w:rPr>
-          <w:rFonts w:ascii="Roboto Mono" w:eastAsia="Roboto Mono" w:hAnsi="Roboto Mono" w:cs="Roboto Mono"/>
-        </w:rPr>
-      </w:pPr>
-      <w:r>
-        <w:rPr>
-          <w:rFonts w:ascii="Roboto Mono" w:eastAsia="Roboto Mono" w:hAnsi="Roboto Mono" w:cs="Roboto Mono"/>
-        </w:rPr>
-        <w:lastRenderedPageBreak/>
+        <w:spacing w:after="240" w:line="276" w:lineRule="auto"/>
+        <w:rPr>
+          <w:rFonts w:ascii="Roboto Mono" w:eastAsia="Roboto Mono" w:hAnsi="Roboto Mono" w:cs="Roboto Mono"/>
+        </w:rPr>
+      </w:pPr>
+      <w:r>
+        <w:rPr>
+          <w:rFonts w:ascii="Roboto Mono" w:eastAsia="Roboto Mono" w:hAnsi="Roboto Mono" w:cs="Roboto Mono"/>
+        </w:rPr>
         <w:t>Project Manager</w:t>
       </w:r>
       <w:r>
@@ -1477,7 +1653,7 @@
     </w:p>
     <w:p>
       <w:r>
-        <w:pict w14:anchorId="65F1A825">
+        <w:pict w14:anchorId="0C2CF409">
           <v:rect id="_x0000_i1030" style="width:0;height:1.5pt" o:hralign="center" o:hrstd="t" o:hr="t" fillcolor="#a0a0a0" stroked="f"/>
         </w:pict>
       </w:r>
@@ -1544,18 +1720,19 @@
     </w:p>
     <w:p>
       <w:r>
-        <w:pict w14:anchorId="02CC7EBE">
+        <w:pict w14:anchorId="339AC5BA">
           <v:rect id="_x0000_i1031" style="width:0;height:1.5pt" o:hralign="center" o:hrstd="t" o:hr="t" fillcolor="#a0a0a0" stroked="f"/>
         </w:pict>
       </w:r>
     </w:p>
+    <w:p/>
     <w:p/>
     <w:p/>
     <w:sectPr>
       <w:pgSz w:w="12240" w:h="15840"/>
       <w:pgMar w:top="1440" w:right="1440" w:bottom="1440" w:left="1440" w:header="720" w:footer="720" w:gutter="0"/>
-      <w:pgNumType w:start="1"/>
       <w:cols w:space="720"/>
+      <w:docGrid w:linePitch="360"/>
     </w:sectPr>
   </w:body>
 </w:document>
@@ -2662,18 +2839,6 @@
   <w:style w:type="paragraph" w:default="1" w:styleId="Normal">
     <w:name w:val="Normal"/>
     <w:qFormat/>
-    <w:rsid w:val="000E6B2A"/>
-    <w:pPr>
-      <w:spacing w:after="0" w:line="276" w:lineRule="auto"/>
-    </w:pPr>
-    <w:rPr>
-      <w:rFonts w:ascii="Arial" w:eastAsia="Arial" w:hAnsi="Arial" w:cs="Arial"/>
-      <w:kern w:val="0"/>
-      <w:sz w:val="22"/>
-      <w:szCs w:val="22"/>
-      <w:lang w:val="en"/>
-      <w14:ligatures w14:val="none"/>
-    </w:rPr>
   </w:style>
   <w:style w:type="paragraph" w:styleId="Heading1">
     <w:name w:val="heading 1"/>
@@ -2682,7 +2847,7 @@
     <w:link w:val="Heading1Char"/>
     <w:uiPriority w:val="9"/>
     <w:qFormat/>
-    <w:rsid w:val="0058622D"/>
+    <w:rsid w:val="008C3F5A"/>
     <w:pPr>
       <w:keepNext/>
       <w:keepLines/>
@@ -2704,7 +2869,7 @@
     <w:uiPriority w:val="9"/>
     <w:unhideWhenUsed/>
     <w:qFormat/>
-    <w:rsid w:val="0058622D"/>
+    <w:rsid w:val="008C3F5A"/>
     <w:pPr>
       <w:keepNext/>
       <w:keepLines/>
@@ -2727,7 +2892,7 @@
     <w:semiHidden/>
     <w:unhideWhenUsed/>
     <w:qFormat/>
-    <w:rsid w:val="0058622D"/>
+    <w:rsid w:val="008C3F5A"/>
     <w:pPr>
       <w:keepNext/>
       <w:keepLines/>
@@ -2750,7 +2915,7 @@
     <w:semiHidden/>
     <w:unhideWhenUsed/>
     <w:qFormat/>
-    <w:rsid w:val="0058622D"/>
+    <w:rsid w:val="008C3F5A"/>
     <w:pPr>
       <w:keepNext/>
       <w:keepLines/>
@@ -2773,7 +2938,7 @@
     <w:semiHidden/>
     <w:unhideWhenUsed/>
     <w:qFormat/>
-    <w:rsid w:val="0058622D"/>
+    <w:rsid w:val="008C3F5A"/>
     <w:pPr>
       <w:keepNext/>
       <w:keepLines/>
@@ -2794,11 +2959,11 @@
     <w:semiHidden/>
     <w:unhideWhenUsed/>
     <w:qFormat/>
-    <w:rsid w:val="0058622D"/>
+    <w:rsid w:val="008C3F5A"/>
     <w:pPr>
       <w:keepNext/>
       <w:keepLines/>
-      <w:spacing w:before="40"/>
+      <w:spacing w:before="40" w:after="0"/>
       <w:outlineLvl w:val="5"/>
     </w:pPr>
     <w:rPr>
@@ -2817,11 +2982,11 @@
     <w:semiHidden/>
     <w:unhideWhenUsed/>
     <w:qFormat/>
-    <w:rsid w:val="0058622D"/>
+    <w:rsid w:val="008C3F5A"/>
     <w:pPr>
       <w:keepNext/>
       <w:keepLines/>
-      <w:spacing w:before="40"/>
+      <w:spacing w:before="40" w:after="0"/>
       <w:outlineLvl w:val="6"/>
     </w:pPr>
     <w:rPr>
@@ -2838,10 +3003,11 @@
     <w:semiHidden/>
     <w:unhideWhenUsed/>
     <w:qFormat/>
-    <w:rsid w:val="0058622D"/>
+    <w:rsid w:val="008C3F5A"/>
     <w:pPr>
       <w:keepNext/>
       <w:keepLines/>
+      <w:spacing w:after="0"/>
       <w:outlineLvl w:val="7"/>
     </w:pPr>
     <w:rPr>
@@ -2860,10 +3026,11 @@
     <w:semiHidden/>
     <w:unhideWhenUsed/>
     <w:qFormat/>
-    <w:rsid w:val="0058622D"/>
+    <w:rsid w:val="008C3F5A"/>
     <w:pPr>
       <w:keepNext/>
       <w:keepLines/>
+      <w:spacing w:after="0"/>
       <w:outlineLvl w:val="8"/>
     </w:pPr>
     <w:rPr>
@@ -2903,7 +3070,7 @@
     <w:basedOn w:val="DefaultParagraphFont"/>
     <w:link w:val="Heading1"/>
     <w:uiPriority w:val="9"/>
-    <w:rsid w:val="0058622D"/>
+    <w:rsid w:val="008C3F5A"/>
     <w:rPr>
       <w:rFonts w:asciiTheme="majorHAnsi" w:eastAsiaTheme="majorEastAsia" w:hAnsiTheme="majorHAnsi" w:cstheme="majorBidi"/>
       <w:color w:val="2F5496" w:themeColor="accent1" w:themeShade="BF"/>
@@ -2916,7 +3083,7 @@
     <w:basedOn w:val="DefaultParagraphFont"/>
     <w:link w:val="Heading2"/>
     <w:uiPriority w:val="9"/>
-    <w:rsid w:val="0058622D"/>
+    <w:rsid w:val="008C3F5A"/>
     <w:rPr>
       <w:rFonts w:asciiTheme="majorHAnsi" w:eastAsiaTheme="majorEastAsia" w:hAnsiTheme="majorHAnsi" w:cstheme="majorBidi"/>
       <w:color w:val="2F5496" w:themeColor="accent1" w:themeShade="BF"/>
@@ -2930,7 +3097,7 @@
     <w:link w:val="Heading3"/>
     <w:uiPriority w:val="9"/>
     <w:semiHidden/>
-    <w:rsid w:val="0058622D"/>
+    <w:rsid w:val="008C3F5A"/>
     <w:rPr>
       <w:rFonts w:eastAsiaTheme="majorEastAsia" w:cstheme="majorBidi"/>
       <w:color w:val="2F5496" w:themeColor="accent1" w:themeShade="BF"/>
@@ -2944,7 +3111,7 @@
     <w:link w:val="Heading4"/>
     <w:uiPriority w:val="9"/>
     <w:semiHidden/>
-    <w:rsid w:val="0058622D"/>
+    <w:rsid w:val="008C3F5A"/>
     <w:rPr>
       <w:rFonts w:eastAsiaTheme="majorEastAsia" w:cstheme="majorBidi"/>
       <w:i/>
@@ -2958,7 +3125,7 @@
     <w:link w:val="Heading5"/>
     <w:uiPriority w:val="9"/>
     <w:semiHidden/>
-    <w:rsid w:val="0058622D"/>
+    <w:rsid w:val="008C3F5A"/>
     <w:rPr>
       <w:rFonts w:eastAsiaTheme="majorEastAsia" w:cstheme="majorBidi"/>
       <w:color w:val="2F5496" w:themeColor="accent1" w:themeShade="BF"/>
@@ -2970,7 +3137,7 @@
     <w:link w:val="Heading6"/>
     <w:uiPriority w:val="9"/>
     <w:semiHidden/>
-    <w:rsid w:val="0058622D"/>
+    <w:rsid w:val="008C3F5A"/>
     <w:rPr>
       <w:rFonts w:eastAsiaTheme="majorEastAsia" w:cstheme="majorBidi"/>
       <w:i/>
@@ -2984,7 +3151,7 @@
     <w:link w:val="Heading7"/>
     <w:uiPriority w:val="9"/>
     <w:semiHidden/>
-    <w:rsid w:val="0058622D"/>
+    <w:rsid w:val="008C3F5A"/>
     <w:rPr>
       <w:rFonts w:eastAsiaTheme="majorEastAsia" w:cstheme="majorBidi"/>
       <w:color w:val="595959" w:themeColor="text1" w:themeTint="A6"/>
@@ -2996,7 +3163,7 @@
     <w:link w:val="Heading8"/>
     <w:uiPriority w:val="9"/>
     <w:semiHidden/>
-    <w:rsid w:val="0058622D"/>
+    <w:rsid w:val="008C3F5A"/>
     <w:rPr>
       <w:rFonts w:eastAsiaTheme="majorEastAsia" w:cstheme="majorBidi"/>
       <w:i/>
@@ -3010,7 +3177,7 @@
     <w:link w:val="Heading9"/>
     <w:uiPriority w:val="9"/>
     <w:semiHidden/>
-    <w:rsid w:val="0058622D"/>
+    <w:rsid w:val="008C3F5A"/>
     <w:rPr>
       <w:rFonts w:eastAsiaTheme="majorEastAsia" w:cstheme="majorBidi"/>
       <w:color w:val="272727" w:themeColor="text1" w:themeTint="D8"/>
@@ -3023,7 +3190,7 @@
     <w:link w:val="TitleChar"/>
     <w:uiPriority w:val="10"/>
     <w:qFormat/>
-    <w:rsid w:val="0058622D"/>
+    <w:rsid w:val="008C3F5A"/>
     <w:pPr>
       <w:spacing w:after="80" w:line="240" w:lineRule="auto"/>
       <w:contextualSpacing/>
@@ -3041,7 +3208,7 @@
     <w:basedOn w:val="DefaultParagraphFont"/>
     <w:link w:val="Title"/>
     <w:uiPriority w:val="10"/>
-    <w:rsid w:val="0058622D"/>
+    <w:rsid w:val="008C3F5A"/>
     <w:rPr>
       <w:rFonts w:asciiTheme="majorHAnsi" w:eastAsiaTheme="majorEastAsia" w:hAnsiTheme="majorHAnsi" w:cstheme="majorBidi"/>
       <w:spacing w:val="-10"/>
@@ -3057,7 +3224,7 @@
     <w:link w:val="SubtitleChar"/>
     <w:uiPriority w:val="11"/>
     <w:qFormat/>
-    <w:rsid w:val="0058622D"/>
+    <w:rsid w:val="008C3F5A"/>
     <w:pPr>
       <w:numPr>
         <w:ilvl w:val="1"/>
@@ -3076,7 +3243,7 @@
     <w:basedOn w:val="DefaultParagraphFont"/>
     <w:link w:val="Subtitle"/>
     <w:uiPriority w:val="11"/>
-    <w:rsid w:val="0058622D"/>
+    <w:rsid w:val="008C3F5A"/>
     <w:rPr>
       <w:rFonts w:eastAsiaTheme="majorEastAsia" w:cstheme="majorBidi"/>
       <w:color w:val="595959" w:themeColor="text1" w:themeTint="A6"/>
@@ -3092,7 +3259,7 @@
     <w:link w:val="QuoteChar"/>
     <w:uiPriority w:val="29"/>
     <w:qFormat/>
-    <w:rsid w:val="0058622D"/>
+    <w:rsid w:val="008C3F5A"/>
     <w:pPr>
       <w:spacing w:before="160"/>
       <w:jc w:val="center"/>
@@ -3108,7 +3275,7 @@
     <w:basedOn w:val="DefaultParagraphFont"/>
     <w:link w:val="Quote"/>
     <w:uiPriority w:val="29"/>
-    <w:rsid w:val="0058622D"/>
+    <w:rsid w:val="008C3F5A"/>
     <w:rPr>
       <w:i/>
       <w:iCs/>
@@ -3120,7 +3287,7 @@
     <w:basedOn w:val="Normal"/>
     <w:uiPriority w:val="34"/>
     <w:qFormat/>
-    <w:rsid w:val="0058622D"/>
+    <w:rsid w:val="008C3F5A"/>
     <w:pPr>
       <w:ind w:left="720"/>
       <w:contextualSpacing/>
@@ -3131,7 +3298,7 @@
     <w:basedOn w:val="DefaultParagraphFont"/>
     <w:uiPriority w:val="21"/>
     <w:qFormat/>
-    <w:rsid w:val="0058622D"/>
+    <w:rsid w:val="008C3F5A"/>
     <w:rPr>
       <w:i/>
       <w:iCs/>
@@ -3145,7 +3312,7 @@
     <w:link w:val="IntenseQuoteChar"/>
     <w:uiPriority w:val="30"/>
     <w:qFormat/>
-    <w:rsid w:val="0058622D"/>
+    <w:rsid w:val="008C3F5A"/>
     <w:pPr>
       <w:pBdr>
         <w:top w:val="single" w:sz="4" w:space="10" w:color="2F5496" w:themeColor="accent1" w:themeShade="BF"/>
@@ -3166,7 +3333,7 @@
     <w:basedOn w:val="DefaultParagraphFont"/>
     <w:link w:val="IntenseQuote"/>
     <w:uiPriority w:val="30"/>
-    <w:rsid w:val="0058622D"/>
+    <w:rsid w:val="008C3F5A"/>
     <w:rPr>
       <w:i/>
       <w:iCs/>
@@ -3178,7 +3345,7 @@
     <w:basedOn w:val="DefaultParagraphFont"/>
     <w:uiPriority w:val="32"/>
     <w:qFormat/>
-    <w:rsid w:val="0058622D"/>
+    <w:rsid w:val="008C3F5A"/>
     <w:rPr>
       <w:b/>
       <w:bCs/>
